--- a/sem2/anthro104/readingResponses/answers/FWP2 Project Journal TEMPLATE.docx
+++ b/sem2/anthro104/readingResponses/answers/FWP2 Project Journal TEMPLATE.docx
@@ -133,13 +133,6 @@
         </w:rPr>
         <w:t>Name:</w:t>
         <w:tab/>
-      </w:r>
-      <w:r>
-        <w:rPr>
-          <w:rFonts w:cs="Calibri" w:ascii="C059" w:hAnsi="C059" w:cstheme="minorHAnsi"/>
-          <w:b/>
-          <w:bCs/>
-        </w:rPr>
         <w:t>Svadrut Kukunooru</w:t>
       </w:r>
     </w:p>
@@ -169,13 +162,6 @@
         </w:rPr>
         <w:t>TA Name:</w:t>
         <w:tab/>
-      </w:r>
-      <w:r>
-        <w:rPr>
-          <w:rFonts w:cs="Calibri" w:ascii="C059" w:hAnsi="C059" w:cstheme="minorHAnsi"/>
-          <w:b/>
-          <w:bCs/>
-        </w:rPr>
         <w:t>Juniper Lewis</w:t>
       </w:r>
     </w:p>
@@ -205,13 +191,6 @@
         </w:rPr>
         <w:t>Discussion Section Number:</w:t>
         <w:tab/>
-      </w:r>
-      <w:r>
-        <w:rPr>
-          <w:rFonts w:cs="Calibri" w:ascii="C059" w:hAnsi="C059" w:cstheme="minorHAnsi"/>
-          <w:b/>
-          <w:bCs/>
-        </w:rPr>
         <w:t>320</w:t>
       </w:r>
     </w:p>
@@ -241,13 +220,6 @@
         </w:rPr>
         <w:t>Semester and Year:</w:t>
         <w:tab/>
-      </w:r>
-      <w:r>
-        <w:rPr>
-          <w:rFonts w:cs="Calibri" w:ascii="C059" w:hAnsi="C059" w:cstheme="minorHAnsi"/>
-          <w:b/>
-          <w:bCs/>
-        </w:rPr>
         <w:t>2</w:t>
       </w:r>
       <w:r>
@@ -584,7 +556,8 @@
           <w:p>
             <w:pPr>
               <w:pStyle w:val="Normal"/>
-              <w:widowControl/>
+              <w:widowControl w:val="false"/>
+              <w:suppressAutoHyphens w:val="true"/>
               <w:spacing w:before="0" w:after="120"/>
               <w:jc w:val="left"/>
               <w:rPr>
@@ -644,7 +617,8 @@
           <w:p>
             <w:pPr>
               <w:pStyle w:val="Normal"/>
-              <w:widowControl/>
+              <w:widowControl w:val="false"/>
+              <w:suppressAutoHyphens w:val="true"/>
               <w:spacing w:before="0" w:after="120"/>
               <w:jc w:val="left"/>
               <w:rPr>
@@ -674,11 +648,12 @@
           <w:p>
             <w:pPr>
               <w:pStyle w:val="ListParagraph"/>
-              <w:widowControl/>
+              <w:widowControl w:val="false"/>
               <w:numPr>
                 <w:ilvl w:val="0"/>
                 <w:numId w:val="1"/>
               </w:numPr>
+              <w:suppressAutoHyphens w:val="true"/>
               <w:spacing w:before="0" w:after="120"/>
               <w:ind w:left="270" w:hanging="270"/>
               <w:contextualSpacing/>
@@ -714,7 +689,8 @@
           <w:p>
             <w:pPr>
               <w:pStyle w:val="Normal"/>
-              <w:widowControl/>
+              <w:widowControl w:val="false"/>
+              <w:suppressAutoHyphens w:val="true"/>
               <w:spacing w:before="0" w:after="120"/>
               <w:ind w:firstLine="360"/>
               <w:jc w:val="left"/>
@@ -747,11 +723,12 @@
           <w:p>
             <w:pPr>
               <w:pStyle w:val="ListParagraph"/>
-              <w:widowControl/>
+              <w:widowControl w:val="false"/>
               <w:numPr>
                 <w:ilvl w:val="0"/>
                 <w:numId w:val="1"/>
               </w:numPr>
+              <w:suppressAutoHyphens w:val="true"/>
               <w:spacing w:before="0" w:after="120"/>
               <w:ind w:left="270" w:hanging="270"/>
               <w:contextualSpacing/>
@@ -787,7 +764,8 @@
           <w:p>
             <w:pPr>
               <w:pStyle w:val="Normal"/>
-              <w:widowControl/>
+              <w:widowControl w:val="false"/>
+              <w:suppressAutoHyphens w:val="true"/>
               <w:spacing w:before="0" w:after="120"/>
               <w:ind w:firstLine="360"/>
               <w:jc w:val="left"/>
@@ -818,11 +796,12 @@
           <w:p>
             <w:pPr>
               <w:pStyle w:val="ListParagraph"/>
-              <w:widowControl/>
+              <w:widowControl w:val="false"/>
               <w:numPr>
                 <w:ilvl w:val="0"/>
                 <w:numId w:val="1"/>
               </w:numPr>
+              <w:suppressAutoHyphens w:val="true"/>
               <w:spacing w:before="0" w:after="120"/>
               <w:ind w:left="270" w:hanging="270"/>
               <w:contextualSpacing/>
@@ -858,7 +837,8 @@
           <w:p>
             <w:pPr>
               <w:pStyle w:val="Normal"/>
-              <w:widowControl/>
+              <w:widowControl w:val="false"/>
+              <w:suppressAutoHyphens w:val="true"/>
               <w:spacing w:before="0" w:after="120"/>
               <w:ind w:firstLine="360"/>
               <w:jc w:val="left"/>
@@ -874,15 +854,7 @@
                 <w:kern w:val="0"/>
                 <w:lang w:val="en-US" w:eastAsia="en-US" w:bidi="ar-SA"/>
               </w:rPr>
-              <w:t xml:space="preserve">Dike “conducted fifty-three semistructured interviews with married middle- and lower-class Moroccans in Moroccan Arabic, as well as extensive informal participant observation.” </w:t>
-            </w:r>
-            <w:r>
-              <w:rPr>
-                <w:rFonts w:ascii="C059" w:hAnsi="C059"/>
-                <w:kern w:val="0"/>
-                <w:lang w:val="en-US" w:eastAsia="en-US" w:bidi="ar-SA"/>
-              </w:rPr>
-              <w:t>She also “lived with four different families for a week each to gain more fine-grained data on exactly who did which kinds of reproductive labor.” (314)</w:t>
+              <w:t>Dike “conducted fifty-three semistructured interviews with married middle- and lower-class Moroccans in Moroccan Arabic, as well as extensive informal participant observation.” She also “lived with four different families for a week each to gain more fine-grained data on exactly who did which kinds of reproductive labor.” (314)</w:t>
             </w:r>
           </w:p>
         </w:tc>
@@ -897,11 +869,12 @@
           <w:p>
             <w:pPr>
               <w:pStyle w:val="ListParagraph"/>
-              <w:widowControl/>
+              <w:widowControl w:val="false"/>
               <w:numPr>
                 <w:ilvl w:val="0"/>
                 <w:numId w:val="1"/>
               </w:numPr>
+              <w:suppressAutoHyphens w:val="true"/>
               <w:spacing w:before="0" w:after="120"/>
               <w:ind w:left="270" w:hanging="270"/>
               <w:contextualSpacing/>
@@ -937,7 +910,8 @@
           <w:p>
             <w:pPr>
               <w:pStyle w:val="Normal"/>
-              <w:widowControl/>
+              <w:widowControl w:val="false"/>
+              <w:suppressAutoHyphens w:val="true"/>
               <w:spacing w:before="0" w:after="120"/>
               <w:ind w:firstLine="360"/>
               <w:jc w:val="left"/>
@@ -953,15 +927,7 @@
                 <w:kern w:val="0"/>
                 <w:lang w:val="en-US" w:eastAsia="en-US" w:bidi="ar-SA"/>
               </w:rPr>
-              <w:t xml:space="preserve">Dike explored how convenience technologies such as washing machines or pressure cookers affected traditional gender roles. </w:t>
-            </w:r>
-            <w:r>
-              <w:rPr>
-                <w:rFonts w:ascii="C059" w:hAnsi="C059"/>
-                <w:kern w:val="0"/>
-                <w:lang w:val="en-US" w:eastAsia="en-US" w:bidi="ar-SA"/>
-              </w:rPr>
-              <w:t xml:space="preserve">Since new technologies made doing things that (traditionally) only one gender did easier, it also managed to devalue women’s reproductive labor in relation to other men’s labor, such as in the kitchen. </w:t>
+              <w:t xml:space="preserve">Dike explored how convenience technologies such as washing machines or pressure cookers affected traditional gender roles. Since new technologies made doing things that (traditionally) only one gender did easier, it also managed to devalue women’s reproductive labor in relation to other men’s labor, such as in the kitchen. </w:t>
             </w:r>
           </w:p>
         </w:tc>
@@ -976,11 +942,12 @@
           <w:p>
             <w:pPr>
               <w:pStyle w:val="ListParagraph"/>
-              <w:widowControl/>
+              <w:widowControl w:val="false"/>
               <w:numPr>
                 <w:ilvl w:val="0"/>
                 <w:numId w:val="1"/>
               </w:numPr>
+              <w:suppressAutoHyphens w:val="true"/>
               <w:spacing w:before="0" w:after="120"/>
               <w:ind w:left="270" w:hanging="270"/>
               <w:contextualSpacing/>
@@ -1016,7 +983,8 @@
           <w:p>
             <w:pPr>
               <w:pStyle w:val="Normal"/>
-              <w:widowControl/>
+              <w:widowControl w:val="false"/>
+              <w:suppressAutoHyphens w:val="true"/>
               <w:spacing w:before="0" w:after="120"/>
               <w:ind w:firstLine="360"/>
               <w:jc w:val="left"/>
@@ -1047,11 +1015,12 @@
           <w:p>
             <w:pPr>
               <w:pStyle w:val="ListParagraph"/>
-              <w:widowControl/>
+              <w:widowControl w:val="false"/>
               <w:numPr>
                 <w:ilvl w:val="0"/>
                 <w:numId w:val="1"/>
               </w:numPr>
+              <w:suppressAutoHyphens w:val="true"/>
               <w:spacing w:before="0" w:after="120"/>
               <w:ind w:left="270" w:hanging="270"/>
               <w:contextualSpacing/>
@@ -1087,7 +1056,8 @@
           <w:p>
             <w:pPr>
               <w:pStyle w:val="Normal"/>
-              <w:widowControl/>
+              <w:widowControl w:val="false"/>
+              <w:suppressAutoHyphens w:val="true"/>
               <w:spacing w:before="0" w:after="120"/>
               <w:ind w:firstLine="360"/>
               <w:jc w:val="left"/>
@@ -1103,15 +1073,7 @@
                 <w:kern w:val="0"/>
                 <w:lang w:val="en-US" w:eastAsia="en-US" w:bidi="ar-SA"/>
               </w:rPr>
-              <w:t xml:space="preserve">What I found the most interesting about this article is that new technologies can affect gender roles to this extent; </w:t>
-            </w:r>
-            <w:r>
-              <w:rPr>
-                <w:rFonts w:ascii="C059" w:hAnsi="C059"/>
-                <w:kern w:val="0"/>
-                <w:lang w:val="en-US" w:eastAsia="en-US" w:bidi="ar-SA"/>
-              </w:rPr>
-              <w:t xml:space="preserve">I had no idea that simple technologies like washing machines or pressure cookers could devalue women’s roles so much. An important note about the article is that convenience technologies also serve to reinforce one’s perception that their standing in the world is one as a citizen as a developed nation. </w:t>
+              <w:t xml:space="preserve">What I found the most interesting about this article is that new technologies can affect gender roles to this extent; I had no idea that simple technologies like washing machines or pressure cookers could devalue women’s roles so much. An important note about the article is that convenience technologies also serve to reinforce one’s perception that their standing in the world is one as a citizen as a developed nation. </w:t>
             </w:r>
           </w:p>
         </w:tc>
@@ -1128,11 +1090,12 @@
           <w:p>
             <w:pPr>
               <w:pStyle w:val="ListParagraph"/>
-              <w:widowControl/>
+              <w:widowControl w:val="false"/>
               <w:numPr>
                 <w:ilvl w:val="0"/>
                 <w:numId w:val="1"/>
               </w:numPr>
+              <w:suppressAutoHyphens w:val="true"/>
               <w:spacing w:before="0" w:after="120"/>
               <w:ind w:left="270" w:hanging="270"/>
               <w:contextualSpacing/>
@@ -1168,7 +1131,8 @@
           <w:p>
             <w:pPr>
               <w:pStyle w:val="Normal"/>
-              <w:widowControl/>
+              <w:widowControl w:val="false"/>
+              <w:suppressAutoHyphens w:val="true"/>
               <w:spacing w:before="0" w:after="120"/>
               <w:ind w:firstLine="360"/>
               <w:jc w:val="left"/>
@@ -1526,7 +1490,8 @@
           <w:p>
             <w:pPr>
               <w:pStyle w:val="Normal"/>
-              <w:widowControl/>
+              <w:widowControl w:val="false"/>
+              <w:suppressAutoHyphens w:val="true"/>
               <w:spacing w:before="0" w:after="120"/>
               <w:jc w:val="left"/>
               <w:rPr>
@@ -1555,7 +1520,8 @@
           <w:p>
             <w:pPr>
               <w:pStyle w:val="Normal"/>
-              <w:widowControl/>
+              <w:widowControl w:val="false"/>
+              <w:suppressAutoHyphens w:val="true"/>
               <w:spacing w:before="0" w:after="120"/>
               <w:jc w:val="left"/>
               <w:rPr>
@@ -1570,6 +1536,7 @@
                 <w:kern w:val="0"/>
                 <w:lang w:val="en-US" w:eastAsia="en-US" w:bidi="ar-SA"/>
               </w:rPr>
+              <w:t xml:space="preserve">How does gender affect the way we see certain technology? </w:t>
             </w:r>
           </w:p>
         </w:tc>
@@ -1588,7 +1555,8 @@
           <w:p>
             <w:pPr>
               <w:pStyle w:val="Normal"/>
-              <w:widowControl/>
+              <w:widowControl w:val="false"/>
+              <w:suppressAutoHyphens w:val="true"/>
               <w:spacing w:before="0" w:after="120"/>
               <w:jc w:val="right"/>
               <w:rPr>
@@ -1619,7 +1587,8 @@
           <w:p>
             <w:pPr>
               <w:pStyle w:val="Normal"/>
-              <w:widowControl/>
+              <w:widowControl w:val="false"/>
+              <w:suppressAutoHyphens w:val="true"/>
               <w:spacing w:before="0" w:after="120"/>
               <w:jc w:val="left"/>
               <w:rPr>
@@ -1634,6 +1603,7 @@
                 <w:kern w:val="0"/>
                 <w:lang w:val="en-US" w:eastAsia="en-US" w:bidi="ar-SA"/>
               </w:rPr>
+              <w:t xml:space="preserve">Go out into an open space and show different people pictures of appliances and asking what they think of them, while also noting their gender. </w:t>
             </w:r>
           </w:p>
         </w:tc>
@@ -1652,7 +1622,8 @@
           <w:p>
             <w:pPr>
               <w:pStyle w:val="Normal"/>
-              <w:widowControl/>
+              <w:widowControl w:val="false"/>
+              <w:suppressAutoHyphens w:val="true"/>
               <w:spacing w:before="0" w:after="120"/>
               <w:jc w:val="left"/>
               <w:rPr>
@@ -1681,7 +1652,8 @@
           <w:p>
             <w:pPr>
               <w:pStyle w:val="Normal"/>
-              <w:widowControl/>
+              <w:widowControl w:val="false"/>
+              <w:suppressAutoHyphens w:val="true"/>
               <w:spacing w:before="0" w:after="120"/>
               <w:jc w:val="left"/>
               <w:rPr>
@@ -1696,6 +1668,7 @@
                 <w:kern w:val="0"/>
                 <w:lang w:val="en-US" w:eastAsia="en-US" w:bidi="ar-SA"/>
               </w:rPr>
+              <w:t xml:space="preserve">How do most people  learn about the concept of gender, and how did this affect their own gender identity? </w:t>
             </w:r>
           </w:p>
         </w:tc>
@@ -1714,7 +1687,8 @@
           <w:p>
             <w:pPr>
               <w:pStyle w:val="Normal"/>
-              <w:widowControl/>
+              <w:widowControl w:val="false"/>
+              <w:suppressAutoHyphens w:val="true"/>
               <w:spacing w:before="0" w:after="120"/>
               <w:jc w:val="right"/>
               <w:rPr>
@@ -1745,7 +1719,8 @@
           <w:p>
             <w:pPr>
               <w:pStyle w:val="Normal"/>
-              <w:widowControl/>
+              <w:widowControl w:val="false"/>
+              <w:suppressAutoHyphens w:val="true"/>
               <w:spacing w:before="0" w:after="120"/>
               <w:jc w:val="left"/>
               <w:rPr>
@@ -1760,6 +1735,7 @@
                 <w:kern w:val="0"/>
                 <w:lang w:val="en-US" w:eastAsia="en-US" w:bidi="ar-SA"/>
               </w:rPr>
+              <w:t xml:space="preserve">Go out into an open space and ask different people how they learned about the concept of gender; also note their gender. </w:t>
             </w:r>
           </w:p>
         </w:tc>
@@ -2158,7 +2134,7 @@
         <mc:AlternateContent>
           <mc:Choice Requires="wps">
             <w:drawing>
-              <wp:anchor behindDoc="0" distT="0" distB="21590" distL="0" distR="21590" simplePos="0" locked="0" layoutInCell="0" allowOverlap="1" relativeHeight="3" wp14:anchorId="67D97886">
+              <wp:anchor behindDoc="0" distT="3175" distB="3810" distL="635" distR="0" simplePos="0" locked="0" layoutInCell="0" allowOverlap="1" relativeHeight="3" wp14:anchorId="67D97886">
                 <wp:simplePos x="0" y="0"/>
                 <wp:positionH relativeFrom="column">
                   <wp:posOffset>8890</wp:posOffset>
@@ -2907,7 +2883,7 @@
         <mc:AlternateContent>
           <mc:Choice Requires="wps">
             <w:drawing>
-              <wp:anchor behindDoc="0" distT="0" distB="21590" distL="0" distR="21590" simplePos="0" locked="0" layoutInCell="0" allowOverlap="1" relativeHeight="4" wp14:anchorId="52402A57">
+              <wp:anchor behindDoc="0" distT="3175" distB="3810" distL="635" distR="0" simplePos="0" locked="0" layoutInCell="0" allowOverlap="1" relativeHeight="4" wp14:anchorId="52402A57">
                 <wp:simplePos x="0" y="0"/>
                 <wp:positionH relativeFrom="column">
                   <wp:posOffset>8890</wp:posOffset>
@@ -3164,11 +3140,12 @@
           <w:p>
             <w:pPr>
               <w:pStyle w:val="ListParagraph"/>
-              <w:widowControl/>
+              <w:widowControl w:val="false"/>
               <w:numPr>
                 <w:ilvl w:val="0"/>
                 <w:numId w:val="2"/>
               </w:numPr>
+              <w:suppressAutoHyphens w:val="true"/>
               <w:spacing w:before="0" w:after="120"/>
               <w:ind w:left="270" w:hanging="270"/>
               <w:contextualSpacing/>
@@ -3204,7 +3181,8 @@
           <w:p>
             <w:pPr>
               <w:pStyle w:val="Normal"/>
-              <w:widowControl/>
+              <w:widowControl w:val="false"/>
+              <w:suppressAutoHyphens w:val="true"/>
               <w:spacing w:before="0" w:after="120"/>
               <w:jc w:val="left"/>
               <w:rPr>
@@ -3233,11 +3211,12 @@
           <w:p>
             <w:pPr>
               <w:pStyle w:val="ListParagraph"/>
-              <w:widowControl/>
+              <w:widowControl w:val="false"/>
               <w:numPr>
                 <w:ilvl w:val="0"/>
                 <w:numId w:val="2"/>
               </w:numPr>
+              <w:suppressAutoHyphens w:val="true"/>
               <w:spacing w:before="0" w:after="120"/>
               <w:ind w:left="270" w:hanging="270"/>
               <w:contextualSpacing/>
@@ -3283,7 +3262,8 @@
           <w:p>
             <w:pPr>
               <w:pStyle w:val="Normal"/>
-              <w:widowControl/>
+              <w:widowControl w:val="false"/>
+              <w:suppressAutoHyphens w:val="true"/>
               <w:spacing w:before="0" w:after="120"/>
               <w:jc w:val="left"/>
               <w:rPr>
@@ -3314,11 +3294,12 @@
           <w:p>
             <w:pPr>
               <w:pStyle w:val="ListParagraph"/>
-              <w:widowControl/>
+              <w:widowControl w:val="false"/>
               <w:numPr>
                 <w:ilvl w:val="0"/>
                 <w:numId w:val="2"/>
               </w:numPr>
+              <w:suppressAutoHyphens w:val="true"/>
               <w:spacing w:before="0" w:after="120"/>
               <w:ind w:left="270" w:hanging="270"/>
               <w:contextualSpacing/>
@@ -3364,7 +3345,8 @@
           <w:p>
             <w:pPr>
               <w:pStyle w:val="Normal"/>
-              <w:widowControl/>
+              <w:widowControl w:val="false"/>
+              <w:suppressAutoHyphens w:val="true"/>
               <w:spacing w:before="0" w:after="120"/>
               <w:jc w:val="left"/>
               <w:rPr>
@@ -3393,11 +3375,12 @@
           <w:p>
             <w:pPr>
               <w:pStyle w:val="ListParagraph"/>
-              <w:widowControl/>
+              <w:widowControl w:val="false"/>
               <w:numPr>
                 <w:ilvl w:val="0"/>
                 <w:numId w:val="2"/>
               </w:numPr>
+              <w:suppressAutoHyphens w:val="true"/>
               <w:spacing w:before="0" w:after="120"/>
               <w:ind w:left="270" w:hanging="270"/>
               <w:contextualSpacing/>
@@ -3443,7 +3426,8 @@
           <w:p>
             <w:pPr>
               <w:pStyle w:val="Normal"/>
-              <w:widowControl/>
+              <w:widowControl w:val="false"/>
+              <w:suppressAutoHyphens w:val="true"/>
               <w:spacing w:before="0" w:after="120"/>
               <w:jc w:val="left"/>
               <w:rPr>
@@ -3472,11 +3456,12 @@
           <w:p>
             <w:pPr>
               <w:pStyle w:val="ListParagraph"/>
-              <w:widowControl/>
+              <w:widowControl w:val="false"/>
               <w:numPr>
                 <w:ilvl w:val="0"/>
                 <w:numId w:val="2"/>
               </w:numPr>
+              <w:suppressAutoHyphens w:val="true"/>
               <w:spacing w:before="0" w:after="120"/>
               <w:ind w:left="270" w:hanging="270"/>
               <w:contextualSpacing/>
@@ -3522,7 +3507,8 @@
           <w:p>
             <w:pPr>
               <w:pStyle w:val="Normal"/>
-              <w:widowControl/>
+              <w:widowControl w:val="false"/>
+              <w:suppressAutoHyphens w:val="true"/>
               <w:spacing w:before="0" w:after="120"/>
               <w:jc w:val="left"/>
               <w:rPr>
@@ -3551,11 +3537,12 @@
           <w:p>
             <w:pPr>
               <w:pStyle w:val="ListParagraph"/>
-              <w:widowControl/>
+              <w:widowControl w:val="false"/>
               <w:numPr>
                 <w:ilvl w:val="0"/>
                 <w:numId w:val="2"/>
               </w:numPr>
+              <w:suppressAutoHyphens w:val="true"/>
               <w:spacing w:before="0" w:after="120"/>
               <w:ind w:left="270" w:hanging="270"/>
               <w:contextualSpacing/>
@@ -3601,7 +3588,8 @@
           <w:p>
             <w:pPr>
               <w:pStyle w:val="Normal"/>
-              <w:widowControl/>
+              <w:widowControl w:val="false"/>
+              <w:suppressAutoHyphens w:val="true"/>
               <w:spacing w:before="0" w:after="120"/>
               <w:jc w:val="left"/>
               <w:rPr>
@@ -3630,11 +3618,12 @@
           <w:p>
             <w:pPr>
               <w:pStyle w:val="ListParagraph"/>
-              <w:widowControl/>
+              <w:widowControl w:val="false"/>
               <w:numPr>
                 <w:ilvl w:val="0"/>
                 <w:numId w:val="2"/>
               </w:numPr>
+              <w:suppressAutoHyphens w:val="true"/>
               <w:spacing w:before="0" w:after="120"/>
               <w:ind w:left="270" w:hanging="270"/>
               <w:contextualSpacing/>
@@ -3680,7 +3669,8 @@
           <w:p>
             <w:pPr>
               <w:pStyle w:val="Normal"/>
-              <w:widowControl/>
+              <w:widowControl w:val="false"/>
+              <w:suppressAutoHyphens w:val="true"/>
               <w:spacing w:before="0" w:after="120"/>
               <w:jc w:val="left"/>
               <w:rPr>
@@ -3711,11 +3701,12 @@
           <w:p>
             <w:pPr>
               <w:pStyle w:val="ListParagraph"/>
-              <w:widowControl/>
+              <w:widowControl w:val="false"/>
               <w:numPr>
                 <w:ilvl w:val="0"/>
                 <w:numId w:val="2"/>
               </w:numPr>
+              <w:suppressAutoHyphens w:val="true"/>
               <w:spacing w:before="0" w:after="120"/>
               <w:ind w:left="270" w:hanging="270"/>
               <w:contextualSpacing/>
@@ -3761,7 +3752,8 @@
           <w:p>
             <w:pPr>
               <w:pStyle w:val="Normal"/>
-              <w:widowControl/>
+              <w:widowControl w:val="false"/>
+              <w:suppressAutoHyphens w:val="true"/>
               <w:spacing w:before="0" w:after="120"/>
               <w:jc w:val="left"/>
               <w:rPr>
@@ -3792,11 +3784,12 @@
           <w:p>
             <w:pPr>
               <w:pStyle w:val="ListParagraph"/>
-              <w:widowControl/>
+              <w:widowControl w:val="false"/>
               <w:numPr>
                 <w:ilvl w:val="0"/>
                 <w:numId w:val="2"/>
               </w:numPr>
+              <w:suppressAutoHyphens w:val="true"/>
               <w:spacing w:before="0" w:after="120"/>
               <w:ind w:left="270" w:hanging="270"/>
               <w:contextualSpacing/>
@@ -3842,7 +3835,8 @@
           <w:p>
             <w:pPr>
               <w:pStyle w:val="Normal"/>
-              <w:widowControl/>
+              <w:widowControl w:val="false"/>
+              <w:suppressAutoHyphens w:val="true"/>
               <w:spacing w:before="0" w:after="120"/>
               <w:jc w:val="left"/>
               <w:rPr>
@@ -3884,9 +3878,7 @@
         </w:rPr>
       </w:pPr>
       <w:r>
-        <w:rPr>
-          <w:rFonts w:ascii="C059" w:hAnsi="C059"/>
-        </w:rPr>
+        <w:rPr/>
       </w:r>
     </w:p>
     <w:sectPr>
@@ -3913,7 +3905,7 @@
         <w:docPartGallery w:val="Page Numbers (Bottom of Page)"/>
         <w:docPartUnique w:val="true"/>
       </w:docPartObj>
-      <w:id w:val="1105582899"/>
+      <w:id w:val="2123650792"/>
     </w:sdtPr>
     <w:sdtContent>
       <w:p>
@@ -4001,7 +3993,7 @@
         <w:docPartGallery w:val="Page Numbers (Bottom of Page)"/>
         <w:docPartUnique w:val="true"/>
       </w:docPartObj>
-      <w:id w:val="38459926"/>
+      <w:id w:val="370635731"/>
     </w:sdtPr>
     <w:sdtContent>
       <w:p>
@@ -4033,7 +4025,7 @@
           <w:rPr>
             <w:rStyle w:val="Pagenumber"/>
           </w:rPr>
-          <w:t>4</w:t>
+          <w:t>7</w:t>
         </w:r>
         <w:r>
           <w:rPr>
@@ -4073,7 +4065,7 @@
         <w:docPartGallery w:val="Page Numbers (Bottom of Page)"/>
         <w:docPartUnique w:val="true"/>
       </w:docPartObj>
-      <w:id w:val="299249471"/>
+      <w:id w:val="442923260"/>
     </w:sdtPr>
     <w:sdtContent>
       <w:p>
@@ -4105,7 +4097,7 @@
           <w:rPr>
             <w:rStyle w:val="Pagenumber"/>
           </w:rPr>
-          <w:t>4</w:t>
+          <w:t>7</w:t>
         </w:r>
         <w:r>
           <w:rPr>
@@ -5609,6 +5601,7 @@
     <w:rsid w:val="00f47a8a"/>
     <w:pPr>
       <w:widowControl/>
+      <w:suppressAutoHyphens w:val="true"/>
       <w:bidi w:val="0"/>
       <w:spacing w:before="0" w:after="120"/>
       <w:jc w:val="left"/>

--- a/sem2/anthro104/readingResponses/answers/FWP2 Project Journal TEMPLATE.docx
+++ b/sem2/anthro104/readingResponses/answers/FWP2 Project Journal TEMPLATE.docx
@@ -2213,14 +2213,73 @@
     <w:p>
       <w:pPr>
         <w:pStyle w:val="Normal"/>
-        <w:rPr>
-          <w:rFonts w:ascii="C059" w:hAnsi="C059"/>
-        </w:rPr>
-      </w:pPr>
-      <w:r>
-        <w:rPr>
-          <w:rFonts w:ascii="C059" w:hAnsi="C059"/>
-        </w:rPr>
+        <w:numPr>
+          <w:ilvl w:val="0"/>
+          <w:numId w:val="8"/>
+        </w:numPr>
+        <w:rPr>
+          <w:rFonts w:ascii="C059" w:hAnsi="C059"/>
+        </w:rPr>
+      </w:pPr>
+      <w:r>
+        <w:rPr>
+          <w:rFonts w:ascii="C059" w:hAnsi="C059"/>
+        </w:rPr>
+        <w:t xml:space="preserve">I feel a little embarrassed doing this, since I’m just hanging out in the laundry room and watching people do their chores. Usually, I’m standing in a corner and observing people’s actions, but sometimes when somebody is waiting for a dryer to end, I walk up to them and ask them how they feel about the washer appliance. </w:t>
+      </w:r>
+    </w:p>
+    <w:p>
+      <w:pPr>
+        <w:pStyle w:val="Normal"/>
+        <w:numPr>
+          <w:ilvl w:val="0"/>
+          <w:numId w:val="8"/>
+        </w:numPr>
+        <w:rPr>
+          <w:rFonts w:ascii="C059" w:hAnsi="C059"/>
+        </w:rPr>
+      </w:pPr>
+      <w:r>
+        <w:rPr>
+          <w:rFonts w:ascii="C059" w:hAnsi="C059"/>
+        </w:rPr>
+        <w:t xml:space="preserve">Most other people are either waiting for their laundry to get done, loading clothes into the washer and dryer, or taking the clothes from the dryer into their room. Some people when they see other people they know in the laundry room chat for a while. </w:t>
+      </w:r>
+    </w:p>
+    <w:p>
+      <w:pPr>
+        <w:pStyle w:val="Normal"/>
+        <w:numPr>
+          <w:ilvl w:val="1"/>
+          <w:numId w:val="8"/>
+        </w:numPr>
+        <w:rPr>
+          <w:rFonts w:ascii="C059" w:hAnsi="C059"/>
+        </w:rPr>
+      </w:pPr>
+      <w:r>
+        <w:rPr>
+          <w:rFonts w:ascii="C059" w:hAnsi="C059"/>
+        </w:rPr>
+        <w:t xml:space="preserve">I don’t feel like gender is a large part about how people interact in the laundry room, since everybody’s doing the same thing – there’s no reason to treat people differently based on gender. </w:t>
+      </w:r>
+    </w:p>
+    <w:p>
+      <w:pPr>
+        <w:pStyle w:val="Normal"/>
+        <w:numPr>
+          <w:ilvl w:val="0"/>
+          <w:numId w:val="8"/>
+        </w:numPr>
+        <w:rPr>
+          <w:rFonts w:ascii="C059" w:hAnsi="C059"/>
+        </w:rPr>
+      </w:pPr>
+      <w:r>
+        <w:rPr>
+          <w:rFonts w:ascii="C059" w:hAnsi="C059"/>
+        </w:rPr>
+        <w:t xml:space="preserve">The laundry room is about twice the size of my dorm room, with rows of washers on one side of the room and then a single row of dryers on the other side. The way people put their clothes into both appliance is different because of the layout of the appliances – for the washer, most people just do it normally, but for the dryer, most people avoid putting their clothes in a dryer directly above or below another person putting in clothes. This might be based on notions of personal space, and are affected by gender, since it’s a common notion that girls require more personal space from guys. </w:t>
       </w:r>
     </w:p>
     <w:p>
@@ -2962,14 +3021,73 @@
     <w:p>
       <w:pPr>
         <w:pStyle w:val="Normal"/>
-        <w:rPr>
-          <w:rFonts w:ascii="C059" w:hAnsi="C059"/>
-        </w:rPr>
-      </w:pPr>
-      <w:r>
-        <w:rPr>
-          <w:rFonts w:ascii="C059" w:hAnsi="C059"/>
-        </w:rPr>
+        <w:numPr>
+          <w:ilvl w:val="0"/>
+          <w:numId w:val="9"/>
+        </w:numPr>
+        <w:rPr>
+          <w:rFonts w:ascii="C059" w:hAnsi="C059"/>
+        </w:rPr>
+      </w:pPr>
+      <w:r>
+        <w:rPr>
+          <w:rFonts w:ascii="C059" w:hAnsi="C059"/>
+        </w:rPr>
+        <w:t xml:space="preserve">Nothing much is different, although there are definitely more people because it’s the weekend. </w:t>
+      </w:r>
+    </w:p>
+    <w:p>
+      <w:pPr>
+        <w:pStyle w:val="Normal"/>
+        <w:numPr>
+          <w:ilvl w:val="0"/>
+          <w:numId w:val="9"/>
+        </w:numPr>
+        <w:rPr>
+          <w:rFonts w:ascii="C059" w:hAnsi="C059"/>
+        </w:rPr>
+      </w:pPr>
+      <w:r>
+        <w:rPr>
+          <w:rFonts w:ascii="C059" w:hAnsi="C059"/>
+        </w:rPr>
+        <w:t xml:space="preserve">When I asked people what significance washing laundry had to them, they mostly laughed and looked at me skeptically, finally replying with the fact that it kept their clothes clean. When I asked them to elaborate, some people said that they liked the feeling of clean clothes on themselves. Additionally, the people from other countries like China and India said things like cleanliness was a big part of their life, and their parents had groomed that part of them as being important. </w:t>
+      </w:r>
+    </w:p>
+    <w:p>
+      <w:pPr>
+        <w:pStyle w:val="Normal"/>
+        <w:numPr>
+          <w:ilvl w:val="0"/>
+          <w:numId w:val="9"/>
+        </w:numPr>
+        <w:rPr>
+          <w:rFonts w:ascii="C059" w:hAnsi="C059"/>
+        </w:rPr>
+      </w:pPr>
+      <w:r>
+        <w:rPr>
+          <w:rFonts w:ascii="C059" w:hAnsi="C059"/>
+        </w:rPr>
+        <w:t xml:space="preserve">I have been raised to assume that doing your laundry is as normal as walking, since it’s such an essential part of keeping your life together that not doing it would screw things up. I feel like this probably affected my questioning people, since I expected a “correct” answer. </w:t>
+      </w:r>
+    </w:p>
+    <w:p>
+      <w:pPr>
+        <w:pStyle w:val="Normal"/>
+        <w:numPr>
+          <w:ilvl w:val="0"/>
+          <w:numId w:val="9"/>
+        </w:numPr>
+        <w:rPr>
+          <w:rFonts w:ascii="C059" w:hAnsi="C059"/>
+        </w:rPr>
+      </w:pPr>
+      <w:r>
+        <w:rPr>
+          <w:rFonts w:ascii="C059" w:hAnsi="C059"/>
+        </w:rPr>
+        <w:t xml:space="preserve">My presence might be affecting other people since this is probably an unfamiliar concept to them; doing your laundry is mostly a solitary chore, so having someone observe with a clipboard and paper might unsettle them and make them think I’m there for something else. </w:t>
       </w:r>
     </w:p>
     <w:p>
@@ -3197,6 +3315,7 @@
                 <w:kern w:val="0"/>
                 <w:lang w:val="en-US" w:eastAsia="en-US" w:bidi="ar-SA"/>
               </w:rPr>
+              <w:t xml:space="preserve">How does gender affect the way we see washing machines? </w:t>
             </w:r>
           </w:p>
         </w:tc>
@@ -3278,6 +3397,15 @@
                 <w:kern w:val="0"/>
                 <w:lang w:val="en-US" w:eastAsia="en-US" w:bidi="ar-SA"/>
               </w:rPr>
+              <w:t xml:space="preserve">I conducted participant observation by staying in the laundry room with a printout of a laundry machine. If people were waiting for a laundry machine to finish and otherwise not doing anything, I approached them, introduced myself and the project I was doing (which caused a bit of a reaction, be it a sympathetic smile or a raised eyebrow) and asked them what they thought of when they saw my printout. I didn’t exactly have specified questions to ask the participants, but I did try to keep the conversation going as long as possible, to get as much information as I could out of them. Some people simply ignored me, which I accepted as a necessary hazard of conducting such a study, but the vast majority responded well to my questions – well enough, at least. </w:t>
+            </w:r>
+            <w:r>
+              <w:rPr>
+                <w:rFonts w:ascii="C059" w:hAnsi="C059"/>
+                <w:kern w:val="0"/>
+                <w:lang w:val="en-US" w:eastAsia="en-US" w:bidi="ar-SA"/>
+              </w:rPr>
+              <w:t xml:space="preserve">I tried to involve an equal mix of genders in my study, tallying down the people I talked to and categorizing them to maximize fairness. </w:t>
             </w:r>
           </w:p>
         </w:tc>
@@ -3361,6 +3489,31 @@
                 <w:kern w:val="0"/>
                 <w:lang w:val="en-US" w:eastAsia="en-US" w:bidi="ar-SA"/>
               </w:rPr>
+              <w:t xml:space="preserve">Surprisingly, people of both genders that are approximately my age consider </w:t>
+            </w:r>
+            <w:r>
+              <w:rPr>
+                <w:rFonts w:ascii="C059" w:hAnsi="C059"/>
+                <w:kern w:val="0"/>
+                <w:lang w:val="en-US" w:eastAsia="en-US" w:bidi="ar-SA"/>
+              </w:rPr>
+              <w:t xml:space="preserve">laundry machines with the same perspective. This is probably due to restructured gender norms due to the Information Age, among other things. However, there were some perspectives that I expected – for guys, the laundry machine didn’t have much significance in their life, while for girls, washing machines had slightly more significance. I noted that this was pretty rare in general, however; most people when asked that question just looked at me </w:t>
+            </w:r>
+            <w:r>
+              <w:rPr>
+                <w:rFonts w:ascii="C059" w:hAnsi="C059"/>
+                <w:kern w:val="0"/>
+                <w:lang w:val="en-US" w:eastAsia="en-US" w:bidi="ar-SA"/>
+              </w:rPr>
+              <w:t xml:space="preserve">skeptically and wondered what I was talking about. </w:t>
+            </w:r>
+            <w:r>
+              <w:rPr>
+                <w:rFonts w:ascii="C059" w:hAnsi="C059"/>
+                <w:kern w:val="0"/>
+                <w:lang w:val="en-US" w:eastAsia="en-US" w:bidi="ar-SA"/>
+              </w:rPr>
+              <w:t xml:space="preserve">When I asked girls to elaborate on who usually does laundry at home, they responded that it was usually their mother that loaded the clothes and folded them, and only two guys said that the work was evenly distributed between their mother and father. In some cases, where a family had a sister or a brother, the work was shoved off exclusively to the sister and mother. </w:t>
             </w:r>
           </w:p>
         </w:tc>
@@ -3442,6 +3595,15 @@
                 <w:kern w:val="0"/>
                 <w:lang w:val="en-US" w:eastAsia="en-US" w:bidi="ar-SA"/>
               </w:rPr>
+              <w:t xml:space="preserve">The answer to my research questions stems from globalization, and how it changed gender. </w:t>
+            </w:r>
+            <w:r>
+              <w:rPr>
+                <w:rFonts w:ascii="C059" w:hAnsi="C059"/>
+                <w:kern w:val="0"/>
+                <w:lang w:val="en-US" w:eastAsia="en-US" w:bidi="ar-SA"/>
+              </w:rPr>
+              <w:t xml:space="preserve">Additionally, I think that since college is extremely different than a normal home, most people feel the same, since everyone has to do their own laundry. However, when people began talking about laundry machines in their home, I noticed that they often said that women were in charge of doing the laundry. This is due to gender-power norms, since women are traditionally raised to do more household chores, and the process continues in their children, even if they are supposedly more “open-minded”. </w:t>
             </w:r>
           </w:p>
         </w:tc>
@@ -3523,6 +3685,7 @@
                 <w:kern w:val="0"/>
                 <w:lang w:val="en-US" w:eastAsia="en-US" w:bidi="ar-SA"/>
               </w:rPr>
+              <w:t xml:space="preserve">The main challenge about me conducting participant observation was gathering the necessary confidence to ask people questions. It took me a while for the first few people, and I stumbled over the words a lot of the time, but eventually, I got used enough to asking questions that the preconstructed interview I had in my head slowly transformed into a casual conversation about gender norms and what the person I was talking to thought of them. I feel I learned that I shouldn’t be so scared to ask questions – almost no one had a genuinely bad response to me asking them, so I wonder what I was scared of in the first place. The main thing that surprised me about the experience was the fact that so many people had similar opinions, regardless of gender – I underestimated the impact college and globalization would have on the population I surveyed. </w:t>
             </w:r>
           </w:p>
         </w:tc>
@@ -3604,6 +3767,7 @@
                 <w:kern w:val="0"/>
                 <w:lang w:val="en-US" w:eastAsia="en-US" w:bidi="ar-SA"/>
               </w:rPr>
+              <w:t xml:space="preserve">My presence and identity may have influenced what people thought I was asking because I was born and look like a guy. I feel like if a girl asked the same question, people would think about their response a bit more, purely due to preconstructed gender norms about laundry and other household chores. My identity has definitely shaped my interpretation of what I observed, since I grew up in an Indian household and gender was not even a question in chores, since I only grew up with a brother. All chores were shared equally between me, my little brother, my dad, and my mom. </w:t>
             </w:r>
           </w:p>
         </w:tc>
@@ -3685,6 +3849,29 @@
                 <w:kern w:val="0"/>
                 <w:lang w:val="en-US" w:eastAsia="en-US" w:bidi="ar-SA"/>
               </w:rPr>
+              <w:t xml:space="preserve">The strengths of participant observation include the fact that the researcher can gain extremely qualitative data about how people live. Additionally, the researcher can gain empathy by going through the experience by themselves – by acting as one of the population, the researcher can gain insight into the population’s responses and view-points. Participant observation is also very flexible; if something comes up that the researcher didn’t anticipate, the researcher can simply incorporate it into his observation without much hiccups. </w:t>
+            </w:r>
+          </w:p>
+          <w:p>
+            <w:pPr>
+              <w:pStyle w:val="Normal"/>
+              <w:widowControl w:val="false"/>
+              <w:suppressAutoHyphens w:val="true"/>
+              <w:spacing w:before="0" w:after="120"/>
+              <w:jc w:val="left"/>
+              <w:rPr>
+                <w:rFonts w:ascii="C059" w:hAnsi="C059"/>
+                <w:kern w:val="0"/>
+                <w:lang w:val="en-US" w:eastAsia="en-US" w:bidi="ar-SA"/>
+              </w:rPr>
+            </w:pPr>
+            <w:r>
+              <w:rPr>
+                <w:rFonts w:ascii="C059" w:hAnsi="C059"/>
+                <w:kern w:val="0"/>
+                <w:lang w:val="en-US" w:eastAsia="en-US" w:bidi="ar-SA"/>
+              </w:rPr>
+              <w:t xml:space="preserve">Some disadvantages of participant observation are ethical – observing participants without letting them no, or deceiving people to gain information is simply ethically wrong. It is also very time consuming – I had to stand in the laundry room for hours, and I can only imagine how long it takes for people who are doing comprehensive studies on a population. Participant observation only allows for small sample sizes, so you don’t really know if that’s how the whole population feels. Finally, there is always a risk of bias – the researcher might get too involved and therefore involuntarily corrupt the data. </w:t>
             </w:r>
           </w:p>
         </w:tc>
@@ -3768,6 +3955,7 @@
                 <w:kern w:val="0"/>
                 <w:lang w:val="en-US" w:eastAsia="en-US" w:bidi="ar-SA"/>
               </w:rPr>
+              <w:t xml:space="preserve">I have learned that I have the capability and confidence to ask people seemingly random questions and not seem like a psychopath, which is a good thing. </w:t>
             </w:r>
           </w:p>
         </w:tc>
@@ -3851,6 +4039,7 @@
                 <w:kern w:val="0"/>
                 <w:lang w:val="en-US" w:eastAsia="en-US" w:bidi="ar-SA"/>
               </w:rPr>
+              <w:t xml:space="preserve">I would probably research a bit more prior to asking questions about gender and technology, so that I could have some context before and what I could expect. </w:t>
             </w:r>
           </w:p>
         </w:tc>
@@ -3905,7 +4094,7 @@
         <w:docPartGallery w:val="Page Numbers (Bottom of Page)"/>
         <w:docPartUnique w:val="true"/>
       </w:docPartObj>
-      <w:id w:val="2123650792"/>
+      <w:id w:val="873998442"/>
     </w:sdtPr>
     <w:sdtContent>
       <w:p>
@@ -3993,7 +4182,7 @@
         <w:docPartGallery w:val="Page Numbers (Bottom of Page)"/>
         <w:docPartUnique w:val="true"/>
       </w:docPartObj>
-      <w:id w:val="370635731"/>
+      <w:id w:val="1333014750"/>
     </w:sdtPr>
     <w:sdtContent>
       <w:p>
@@ -4025,7 +4214,7 @@
           <w:rPr>
             <w:rStyle w:val="Pagenumber"/>
           </w:rPr>
-          <w:t>7</w:t>
+          <w:t>8</w:t>
         </w:r>
         <w:r>
           <w:rPr>
@@ -4065,7 +4254,7 @@
         <w:docPartGallery w:val="Page Numbers (Bottom of Page)"/>
         <w:docPartUnique w:val="true"/>
       </w:docPartObj>
-      <w:id w:val="442923260"/>
+      <w:id w:val="1683929227"/>
     </w:sdtPr>
     <w:sdtContent>
       <w:p>
@@ -4097,7 +4286,7 @@
           <w:rPr>
             <w:rStyle w:val="Pagenumber"/>
           </w:rPr>
-          <w:t>7</w:t>
+          <w:t>8</w:t>
         </w:r>
         <w:r>
           <w:rPr>
@@ -5057,6 +5246,280 @@
   <w:abstractNum w:abstractNumId="8">
     <w:lvl w:ilvl="0">
       <w:start w:val="1"/>
+      <w:numFmt w:val="bullet"/>
+      <w:lvlText w:val=""/>
+      <w:lvlJc w:val="left"/>
+      <w:pPr>
+        <w:tabs>
+          <w:tab w:val="num" w:pos="720"/>
+        </w:tabs>
+        <w:ind w:left="720" w:hanging="360"/>
+      </w:pPr>
+      <w:rPr>
+        <w:rFonts w:ascii="Symbol" w:hAnsi="Symbol" w:cs="Symbol" w:hint="default"/>
+      </w:rPr>
+    </w:lvl>
+    <w:lvl w:ilvl="1">
+      <w:start w:val="1"/>
+      <w:numFmt w:val="bullet"/>
+      <w:lvlText w:val="◦"/>
+      <w:lvlJc w:val="left"/>
+      <w:pPr>
+        <w:tabs>
+          <w:tab w:val="num" w:pos="1080"/>
+        </w:tabs>
+        <w:ind w:left="1080" w:hanging="360"/>
+      </w:pPr>
+      <w:rPr>
+        <w:rFonts w:ascii="OpenSymbol" w:hAnsi="OpenSymbol" w:cs="OpenSymbol" w:hint="default"/>
+      </w:rPr>
+    </w:lvl>
+    <w:lvl w:ilvl="2">
+      <w:start w:val="1"/>
+      <w:numFmt w:val="bullet"/>
+      <w:lvlText w:val="▪"/>
+      <w:lvlJc w:val="left"/>
+      <w:pPr>
+        <w:tabs>
+          <w:tab w:val="num" w:pos="1440"/>
+        </w:tabs>
+        <w:ind w:left="1440" w:hanging="360"/>
+      </w:pPr>
+      <w:rPr>
+        <w:rFonts w:ascii="OpenSymbol" w:hAnsi="OpenSymbol" w:cs="OpenSymbol" w:hint="default"/>
+      </w:rPr>
+    </w:lvl>
+    <w:lvl w:ilvl="3">
+      <w:start w:val="1"/>
+      <w:numFmt w:val="bullet"/>
+      <w:lvlText w:val=""/>
+      <w:lvlJc w:val="left"/>
+      <w:pPr>
+        <w:tabs>
+          <w:tab w:val="num" w:pos="1800"/>
+        </w:tabs>
+        <w:ind w:left="1800" w:hanging="360"/>
+      </w:pPr>
+      <w:rPr>
+        <w:rFonts w:ascii="Symbol" w:hAnsi="Symbol" w:cs="Symbol" w:hint="default"/>
+      </w:rPr>
+    </w:lvl>
+    <w:lvl w:ilvl="4">
+      <w:start w:val="1"/>
+      <w:numFmt w:val="bullet"/>
+      <w:lvlText w:val="◦"/>
+      <w:lvlJc w:val="left"/>
+      <w:pPr>
+        <w:tabs>
+          <w:tab w:val="num" w:pos="2160"/>
+        </w:tabs>
+        <w:ind w:left="2160" w:hanging="360"/>
+      </w:pPr>
+      <w:rPr>
+        <w:rFonts w:ascii="OpenSymbol" w:hAnsi="OpenSymbol" w:cs="OpenSymbol" w:hint="default"/>
+      </w:rPr>
+    </w:lvl>
+    <w:lvl w:ilvl="5">
+      <w:start w:val="1"/>
+      <w:numFmt w:val="bullet"/>
+      <w:lvlText w:val="▪"/>
+      <w:lvlJc w:val="left"/>
+      <w:pPr>
+        <w:tabs>
+          <w:tab w:val="num" w:pos="2520"/>
+        </w:tabs>
+        <w:ind w:left="2520" w:hanging="360"/>
+      </w:pPr>
+      <w:rPr>
+        <w:rFonts w:ascii="OpenSymbol" w:hAnsi="OpenSymbol" w:cs="OpenSymbol" w:hint="default"/>
+      </w:rPr>
+    </w:lvl>
+    <w:lvl w:ilvl="6">
+      <w:start w:val="1"/>
+      <w:numFmt w:val="bullet"/>
+      <w:lvlText w:val=""/>
+      <w:lvlJc w:val="left"/>
+      <w:pPr>
+        <w:tabs>
+          <w:tab w:val="num" w:pos="2880"/>
+        </w:tabs>
+        <w:ind w:left="2880" w:hanging="360"/>
+      </w:pPr>
+      <w:rPr>
+        <w:rFonts w:ascii="Symbol" w:hAnsi="Symbol" w:cs="Symbol" w:hint="default"/>
+      </w:rPr>
+    </w:lvl>
+    <w:lvl w:ilvl="7">
+      <w:start w:val="1"/>
+      <w:numFmt w:val="bullet"/>
+      <w:lvlText w:val="◦"/>
+      <w:lvlJc w:val="left"/>
+      <w:pPr>
+        <w:tabs>
+          <w:tab w:val="num" w:pos="3240"/>
+        </w:tabs>
+        <w:ind w:left="3240" w:hanging="360"/>
+      </w:pPr>
+      <w:rPr>
+        <w:rFonts w:ascii="OpenSymbol" w:hAnsi="OpenSymbol" w:cs="OpenSymbol" w:hint="default"/>
+      </w:rPr>
+    </w:lvl>
+    <w:lvl w:ilvl="8">
+      <w:start w:val="1"/>
+      <w:numFmt w:val="bullet"/>
+      <w:lvlText w:val="▪"/>
+      <w:lvlJc w:val="left"/>
+      <w:pPr>
+        <w:tabs>
+          <w:tab w:val="num" w:pos="3600"/>
+        </w:tabs>
+        <w:ind w:left="3600" w:hanging="360"/>
+      </w:pPr>
+      <w:rPr>
+        <w:rFonts w:ascii="OpenSymbol" w:hAnsi="OpenSymbol" w:cs="OpenSymbol" w:hint="default"/>
+      </w:rPr>
+    </w:lvl>
+  </w:abstractNum>
+  <w:abstractNum w:abstractNumId="9">
+    <w:lvl w:ilvl="0">
+      <w:start w:val="1"/>
+      <w:numFmt w:val="bullet"/>
+      <w:lvlText w:val=""/>
+      <w:lvlJc w:val="left"/>
+      <w:pPr>
+        <w:tabs>
+          <w:tab w:val="num" w:pos="720"/>
+        </w:tabs>
+        <w:ind w:left="720" w:hanging="360"/>
+      </w:pPr>
+      <w:rPr>
+        <w:rFonts w:ascii="Symbol" w:hAnsi="Symbol" w:cs="Symbol" w:hint="default"/>
+      </w:rPr>
+    </w:lvl>
+    <w:lvl w:ilvl="1">
+      <w:start w:val="1"/>
+      <w:numFmt w:val="bullet"/>
+      <w:lvlText w:val="◦"/>
+      <w:lvlJc w:val="left"/>
+      <w:pPr>
+        <w:tabs>
+          <w:tab w:val="num" w:pos="1080"/>
+        </w:tabs>
+        <w:ind w:left="1080" w:hanging="360"/>
+      </w:pPr>
+      <w:rPr>
+        <w:rFonts w:ascii="OpenSymbol" w:hAnsi="OpenSymbol" w:cs="OpenSymbol" w:hint="default"/>
+      </w:rPr>
+    </w:lvl>
+    <w:lvl w:ilvl="2">
+      <w:start w:val="1"/>
+      <w:numFmt w:val="bullet"/>
+      <w:lvlText w:val="▪"/>
+      <w:lvlJc w:val="left"/>
+      <w:pPr>
+        <w:tabs>
+          <w:tab w:val="num" w:pos="1440"/>
+        </w:tabs>
+        <w:ind w:left="1440" w:hanging="360"/>
+      </w:pPr>
+      <w:rPr>
+        <w:rFonts w:ascii="OpenSymbol" w:hAnsi="OpenSymbol" w:cs="OpenSymbol" w:hint="default"/>
+      </w:rPr>
+    </w:lvl>
+    <w:lvl w:ilvl="3">
+      <w:start w:val="1"/>
+      <w:numFmt w:val="bullet"/>
+      <w:lvlText w:val=""/>
+      <w:lvlJc w:val="left"/>
+      <w:pPr>
+        <w:tabs>
+          <w:tab w:val="num" w:pos="1800"/>
+        </w:tabs>
+        <w:ind w:left="1800" w:hanging="360"/>
+      </w:pPr>
+      <w:rPr>
+        <w:rFonts w:ascii="Symbol" w:hAnsi="Symbol" w:cs="Symbol" w:hint="default"/>
+      </w:rPr>
+    </w:lvl>
+    <w:lvl w:ilvl="4">
+      <w:start w:val="1"/>
+      <w:numFmt w:val="bullet"/>
+      <w:lvlText w:val="◦"/>
+      <w:lvlJc w:val="left"/>
+      <w:pPr>
+        <w:tabs>
+          <w:tab w:val="num" w:pos="2160"/>
+        </w:tabs>
+        <w:ind w:left="2160" w:hanging="360"/>
+      </w:pPr>
+      <w:rPr>
+        <w:rFonts w:ascii="OpenSymbol" w:hAnsi="OpenSymbol" w:cs="OpenSymbol" w:hint="default"/>
+      </w:rPr>
+    </w:lvl>
+    <w:lvl w:ilvl="5">
+      <w:start w:val="1"/>
+      <w:numFmt w:val="bullet"/>
+      <w:lvlText w:val="▪"/>
+      <w:lvlJc w:val="left"/>
+      <w:pPr>
+        <w:tabs>
+          <w:tab w:val="num" w:pos="2520"/>
+        </w:tabs>
+        <w:ind w:left="2520" w:hanging="360"/>
+      </w:pPr>
+      <w:rPr>
+        <w:rFonts w:ascii="OpenSymbol" w:hAnsi="OpenSymbol" w:cs="OpenSymbol" w:hint="default"/>
+      </w:rPr>
+    </w:lvl>
+    <w:lvl w:ilvl="6">
+      <w:start w:val="1"/>
+      <w:numFmt w:val="bullet"/>
+      <w:lvlText w:val=""/>
+      <w:lvlJc w:val="left"/>
+      <w:pPr>
+        <w:tabs>
+          <w:tab w:val="num" w:pos="2880"/>
+        </w:tabs>
+        <w:ind w:left="2880" w:hanging="360"/>
+      </w:pPr>
+      <w:rPr>
+        <w:rFonts w:ascii="Symbol" w:hAnsi="Symbol" w:cs="Symbol" w:hint="default"/>
+      </w:rPr>
+    </w:lvl>
+    <w:lvl w:ilvl="7">
+      <w:start w:val="1"/>
+      <w:numFmt w:val="bullet"/>
+      <w:lvlText w:val="◦"/>
+      <w:lvlJc w:val="left"/>
+      <w:pPr>
+        <w:tabs>
+          <w:tab w:val="num" w:pos="3240"/>
+        </w:tabs>
+        <w:ind w:left="3240" w:hanging="360"/>
+      </w:pPr>
+      <w:rPr>
+        <w:rFonts w:ascii="OpenSymbol" w:hAnsi="OpenSymbol" w:cs="OpenSymbol" w:hint="default"/>
+      </w:rPr>
+    </w:lvl>
+    <w:lvl w:ilvl="8">
+      <w:start w:val="1"/>
+      <w:numFmt w:val="bullet"/>
+      <w:lvlText w:val="▪"/>
+      <w:lvlJc w:val="left"/>
+      <w:pPr>
+        <w:tabs>
+          <w:tab w:val="num" w:pos="3600"/>
+        </w:tabs>
+        <w:ind w:left="3600" w:hanging="360"/>
+      </w:pPr>
+      <w:rPr>
+        <w:rFonts w:ascii="OpenSymbol" w:hAnsi="OpenSymbol" w:cs="OpenSymbol" w:hint="default"/>
+      </w:rPr>
+    </w:lvl>
+  </w:abstractNum>
+  <w:abstractNum w:abstractNumId="10">
+    <w:lvl w:ilvl="0">
+      <w:start w:val="1"/>
       <w:numFmt w:val="none"/>
       <w:suff w:val="nothing"/>
       <w:lvlText w:val=""/>
@@ -5196,6 +5659,12 @@
   </w:num>
   <w:num w:numId="8">
     <w:abstractNumId w:val="8"/>
+  </w:num>
+  <w:num w:numId="9">
+    <w:abstractNumId w:val="9"/>
+  </w:num>
+  <w:num w:numId="10">
+    <w:abstractNumId w:val="10"/>
   </w:num>
 </w:numbering>
 </file>
@@ -5884,6 +6353,13 @@
       <w:szCs w:val="22"/>
     </w:rPr>
   </w:style>
+  <w:style w:type="character" w:styleId="Bullets">
+    <w:name w:val="Bullets"/>
+    <w:qFormat/>
+    <w:rPr>
+      <w:rFonts w:ascii="OpenSymbol" w:hAnsi="OpenSymbol" w:eastAsia="OpenSymbol" w:cs="OpenSymbol"/>
+    </w:rPr>
+  </w:style>
   <w:style w:type="paragraph" w:styleId="Heading">
     <w:name w:val="Heading"/>
     <w:basedOn w:val="Normal"/>
